--- a/rapports/2026-06-06/EQ26/EQ26_sup_v2/DR_091201010013/61-36-93-95.docx
+++ b/rapports/2026-06-06/EQ26/EQ26_sup_v2/DR_091201010013/61-36-93-95.docx
@@ -297,7 +297,7 @@
           <w:color w:val="1F6FEB"/>
           <w:sz w:val="22"/>
         </w:rPr>
-        <w:t>⚠ INCOHÉRENCES À CORRIGER (90)</w:t>
+        <w:t>⚠ INCOHÉRENCES À CORRIGER (88)</w:t>
       </w:r>
     </w:p>
     <w:tbl>
@@ -814,7 +814,7 @@
                 <w:color w:val="16A34A"/>
                 <w:sz w:val="16"/>
               </w:rPr>
-              <w:t>—</w:t>
+              <w:t>s01q10, s02q30, s02q34, s01q00b</w:t>
             </w:r>
           </w:p>
         </w:tc>
@@ -845,7 +845,7 @@
                 <w:i w:val="0"/>
                 <w:sz w:val="17"/>
               </w:rPr>
-              <w:t>Incohérence!!! seulement les écoles privées paient les frais de scolarité (y compris les frais d'inscription).</w:t>
+              <w:t>Incohérence!! Le niveau d'études le plus élevé atteint par AISSATOU NDIAYE est Secondaire Technique et Professionnel et le diplôme le plus elevé obtenu par AISSATOU NDIAYE est CEP.</w:t>
             </w:r>
           </w:p>
         </w:tc>
@@ -878,6 +878,456 @@
                 <w:i w:val="0"/>
                 <w:sz w:val="16"/>
               </w:rPr>
+              <w:t>S03</w:t>
+              <w:br/>
+            </w:r>
+            <w:r>
+              <w:rPr>
+                <w:b w:val="0"/>
+                <w:i w:val="0"/>
+                <w:color w:val="64748B"/>
+                <w:sz w:val="14"/>
+              </w:rPr>
+              <w:t>Santé</w:t>
+            </w:r>
+          </w:p>
+        </w:tc>
+        <w:tc>
+          <w:tcPr>
+            <w:tcW w:type="dxa" w:w="1531"/>
+          </w:tcPr>
+          <w:p>
+            <w:r>
+              <w:rPr>
+                <w:b/>
+                <w:i w:val="0"/>
+                <w:color w:val="16A34A"/>
+                <w:sz w:val="16"/>
+              </w:rPr>
+              <w:t>—</w:t>
+            </w:r>
+          </w:p>
+        </w:tc>
+        <w:tc>
+          <w:tcPr>
+            <w:tcW w:type="dxa" w:w="1191"/>
+          </w:tcPr>
+          <w:p>
+            <w:r>
+              <w:rPr>
+                <w:b w:val="0"/>
+                <w:i w:val="0"/>
+                <w:color w:val="64748B"/>
+                <w:sz w:val="16"/>
+              </w:rPr>
+              <w:t>GT-CQ</w:t>
+            </w:r>
+          </w:p>
+        </w:tc>
+        <w:tc>
+          <w:tcPr>
+            <w:tcW w:type="dxa" w:w="4706"/>
+          </w:tcPr>
+          <w:p>
+            <w:r>
+              <w:rPr>
+                <w:b w:val="0"/>
+                <w:i w:val="0"/>
+                <w:sz w:val="17"/>
+              </w:rPr>
+              <w:t>Avertissement!!! La distance parcourue (De 5 à moins de 10 Km) et le temps (De 15 à moins de 30 mn) donné par AISSATOU DIENG semble incoherent pour accéder au lieu de la consultation.</w:t>
+            </w:r>
+          </w:p>
+        </w:tc>
+      </w:tr>
+      <w:tr>
+        <w:tc>
+          <w:tcPr>
+            <w:tcW w:type="dxa" w:w="964"/>
+          </w:tcPr>
+          <w:p>
+            <w:r>
+              <w:rPr>
+                <w:b/>
+                <w:i w:val="0"/>
+                <w:color w:val="DC2626"/>
+                <w:sz w:val="16"/>
+              </w:rPr>
+              <w:t>Haute</w:t>
+            </w:r>
+          </w:p>
+        </w:tc>
+        <w:tc>
+          <w:tcPr>
+            <w:tcW w:type="dxa" w:w="1247"/>
+          </w:tcPr>
+          <w:p>
+            <w:r>
+              <w:rPr>
+                <w:b/>
+                <w:i w:val="0"/>
+                <w:sz w:val="16"/>
+              </w:rPr>
+              <w:t>S03</w:t>
+              <w:br/>
+            </w:r>
+            <w:r>
+              <w:rPr>
+                <w:b w:val="0"/>
+                <w:i w:val="0"/>
+                <w:color w:val="64748B"/>
+                <w:sz w:val="14"/>
+              </w:rPr>
+              <w:t>Santé</w:t>
+            </w:r>
+          </w:p>
+        </w:tc>
+        <w:tc>
+          <w:tcPr>
+            <w:tcW w:type="dxa" w:w="1531"/>
+          </w:tcPr>
+          <w:p>
+            <w:r>
+              <w:rPr>
+                <w:b/>
+                <w:i w:val="0"/>
+                <w:color w:val="16A34A"/>
+                <w:sz w:val="16"/>
+              </w:rPr>
+              <w:t>—</w:t>
+            </w:r>
+          </w:p>
+        </w:tc>
+        <w:tc>
+          <w:tcPr>
+            <w:tcW w:type="dxa" w:w="1191"/>
+          </w:tcPr>
+          <w:p>
+            <w:r>
+              <w:rPr>
+                <w:b w:val="0"/>
+                <w:i w:val="0"/>
+                <w:color w:val="64748B"/>
+                <w:sz w:val="16"/>
+              </w:rPr>
+              <w:t>GT-CQ</w:t>
+            </w:r>
+          </w:p>
+        </w:tc>
+        <w:tc>
+          <w:tcPr>
+            <w:tcW w:type="dxa" w:w="4706"/>
+          </w:tcPr>
+          <w:p>
+            <w:r>
+              <w:rPr>
+                <w:b w:val="0"/>
+                <w:i w:val="0"/>
+                <w:sz w:val="17"/>
+              </w:rPr>
+              <w:t>Avertissement!!! La distance parcourue (De 5 à moins de 10 Km) et le temps (De 15 à moins de 30 mn) donné par COUMBA SANOU NDOUR semble incoherent pour accéder au lieu de la consultation.</w:t>
+            </w:r>
+          </w:p>
+        </w:tc>
+      </w:tr>
+      <w:tr>
+        <w:tc>
+          <w:tcPr>
+            <w:tcW w:type="dxa" w:w="964"/>
+          </w:tcPr>
+          <w:p>
+            <w:r>
+              <w:rPr>
+                <w:b/>
+                <w:i w:val="0"/>
+                <w:color w:val="EA580C"/>
+                <w:sz w:val="16"/>
+              </w:rPr>
+              <w:t>Moyenne</w:t>
+            </w:r>
+          </w:p>
+        </w:tc>
+        <w:tc>
+          <w:tcPr>
+            <w:tcW w:type="dxa" w:w="1247"/>
+          </w:tcPr>
+          <w:p>
+            <w:r>
+              <w:rPr>
+                <w:b/>
+                <w:i w:val="0"/>
+                <w:sz w:val="16"/>
+              </w:rPr>
+              <w:t>S00</w:t>
+              <w:br/>
+            </w:r>
+            <w:r>
+              <w:rPr>
+                <w:b w:val="0"/>
+                <w:i w:val="0"/>
+                <w:color w:val="64748B"/>
+                <w:sz w:val="14"/>
+              </w:rPr>
+              <w:t>Identification</w:t>
+            </w:r>
+          </w:p>
+        </w:tc>
+        <w:tc>
+          <w:tcPr>
+            <w:tcW w:type="dxa" w:w="1531"/>
+          </w:tcPr>
+          <w:p>
+            <w:r>
+              <w:rPr>
+                <w:b/>
+                <w:i w:val="0"/>
+                <w:color w:val="16A34A"/>
+                <w:sz w:val="16"/>
+              </w:rPr>
+              <w:t>s00q08, s00q10</w:t>
+            </w:r>
+          </w:p>
+        </w:tc>
+        <w:tc>
+          <w:tcPr>
+            <w:tcW w:type="dxa" w:w="1191"/>
+          </w:tcPr>
+          <w:p>
+            <w:r>
+              <w:rPr>
+                <w:b w:val="0"/>
+                <w:i w:val="0"/>
+                <w:color w:val="64748B"/>
+                <w:sz w:val="16"/>
+              </w:rPr>
+              <w:t>GT-CQ</w:t>
+            </w:r>
+          </w:p>
+        </w:tc>
+        <w:tc>
+          <w:tcPr>
+            <w:tcW w:type="dxa" w:w="4706"/>
+          </w:tcPr>
+          <w:p>
+            <w:r>
+              <w:rPr>
+                <w:b w:val="0"/>
+                <w:i w:val="0"/>
+                <w:sz w:val="17"/>
+              </w:rPr>
+              <w:t>Le ménage de DIENE NDOUR n'est pas un ménage sélectionné mais soit plutot un ménage de remplacement s'il a été réellement enquêté sinon remettez-le au ménage non rempli.</w:t>
+            </w:r>
+          </w:p>
+        </w:tc>
+      </w:tr>
+      <w:tr>
+        <w:tc>
+          <w:tcPr>
+            <w:tcW w:type="dxa" w:w="964"/>
+          </w:tcPr>
+          <w:p>
+            <w:r>
+              <w:rPr>
+                <w:b/>
+                <w:i w:val="0"/>
+                <w:color w:val="EA580C"/>
+                <w:sz w:val="16"/>
+              </w:rPr>
+              <w:t>Moyenne</w:t>
+            </w:r>
+          </w:p>
+        </w:tc>
+        <w:tc>
+          <w:tcPr>
+            <w:tcW w:type="dxa" w:w="1247"/>
+          </w:tcPr>
+          <w:p>
+            <w:r>
+              <w:rPr>
+                <w:b/>
+                <w:i w:val="0"/>
+                <w:sz w:val="16"/>
+              </w:rPr>
+              <w:t>S01</w:t>
+              <w:br/>
+            </w:r>
+            <w:r>
+              <w:rPr>
+                <w:b w:val="0"/>
+                <w:i w:val="0"/>
+                <w:color w:val="64748B"/>
+                <w:sz w:val="14"/>
+              </w:rPr>
+              <w:t>Démographie</w:t>
+            </w:r>
+          </w:p>
+        </w:tc>
+        <w:tc>
+          <w:tcPr>
+            <w:tcW w:type="dxa" w:w="1531"/>
+          </w:tcPr>
+          <w:p>
+            <w:r>
+              <w:rPr>
+                <w:b/>
+                <w:i w:val="0"/>
+                <w:color w:val="16A34A"/>
+                <w:sz w:val="16"/>
+              </w:rPr>
+              <w:t>—</w:t>
+            </w:r>
+          </w:p>
+        </w:tc>
+        <w:tc>
+          <w:tcPr>
+            <w:tcW w:type="dxa" w:w="1191"/>
+          </w:tcPr>
+          <w:p>
+            <w:r>
+              <w:rPr>
+                <w:b w:val="0"/>
+                <w:i w:val="0"/>
+                <w:color w:val="64748B"/>
+                <w:sz w:val="16"/>
+              </w:rPr>
+              <w:t>GT-CQ</w:t>
+            </w:r>
+          </w:p>
+        </w:tc>
+        <w:tc>
+          <w:tcPr>
+            <w:tcW w:type="dxa" w:w="4706"/>
+          </w:tcPr>
+          <w:p>
+            <w:r>
+              <w:rPr>
+                <w:b w:val="0"/>
+                <w:i w:val="0"/>
+                <w:sz w:val="17"/>
+              </w:rPr>
+              <w:t>Prière de verifier l'information donnée par COUMBA SANOU NDOUR ou corriger au niveau de la section 1.</w:t>
+            </w:r>
+          </w:p>
+        </w:tc>
+      </w:tr>
+      <w:tr>
+        <w:tc>
+          <w:tcPr>
+            <w:tcW w:type="dxa" w:w="964"/>
+          </w:tcPr>
+          <w:p>
+            <w:r>
+              <w:rPr>
+                <w:b/>
+                <w:i w:val="0"/>
+                <w:color w:val="EA580C"/>
+                <w:sz w:val="16"/>
+              </w:rPr>
+              <w:t>Moyenne</w:t>
+            </w:r>
+          </w:p>
+        </w:tc>
+        <w:tc>
+          <w:tcPr>
+            <w:tcW w:type="dxa" w:w="1247"/>
+          </w:tcPr>
+          <w:p>
+            <w:r>
+              <w:rPr>
+                <w:b/>
+                <w:i w:val="0"/>
+                <w:sz w:val="16"/>
+              </w:rPr>
+              <w:t>S01</w:t>
+              <w:br/>
+            </w:r>
+            <w:r>
+              <w:rPr>
+                <w:b w:val="0"/>
+                <w:i w:val="0"/>
+                <w:color w:val="64748B"/>
+                <w:sz w:val="14"/>
+              </w:rPr>
+              <w:t>Démographie</w:t>
+            </w:r>
+          </w:p>
+        </w:tc>
+        <w:tc>
+          <w:tcPr>
+            <w:tcW w:type="dxa" w:w="1531"/>
+          </w:tcPr>
+          <w:p>
+            <w:r>
+              <w:rPr>
+                <w:b/>
+                <w:i w:val="0"/>
+                <w:color w:val="16A34A"/>
+                <w:sz w:val="16"/>
+              </w:rPr>
+              <w:t>—</w:t>
+            </w:r>
+          </w:p>
+        </w:tc>
+        <w:tc>
+          <w:tcPr>
+            <w:tcW w:type="dxa" w:w="1191"/>
+          </w:tcPr>
+          <w:p>
+            <w:r>
+              <w:rPr>
+                <w:b w:val="0"/>
+                <w:i w:val="0"/>
+                <w:color w:val="64748B"/>
+                <w:sz w:val="16"/>
+              </w:rPr>
+              <w:t>GT-CQ</w:t>
+            </w:r>
+          </w:p>
+        </w:tc>
+        <w:tc>
+          <w:tcPr>
+            <w:tcW w:type="dxa" w:w="4706"/>
+          </w:tcPr>
+          <w:p>
+            <w:r>
+              <w:rPr>
+                <w:b w:val="0"/>
+                <w:i w:val="0"/>
+                <w:sz w:val="17"/>
+              </w:rPr>
+              <w:t>Prière de verifier l'information donnée par LABA NDOUR ou corriger au niveau de la section 1.</w:t>
+            </w:r>
+          </w:p>
+        </w:tc>
+      </w:tr>
+      <w:tr>
+        <w:tc>
+          <w:tcPr>
+            <w:tcW w:type="dxa" w:w="964"/>
+          </w:tcPr>
+          <w:p>
+            <w:r>
+              <w:rPr>
+                <w:b/>
+                <w:i w:val="0"/>
+                <w:color w:val="EA580C"/>
+                <w:sz w:val="16"/>
+              </w:rPr>
+              <w:t>Moyenne</w:t>
+            </w:r>
+          </w:p>
+        </w:tc>
+        <w:tc>
+          <w:tcPr>
+            <w:tcW w:type="dxa" w:w="1247"/>
+          </w:tcPr>
+          <w:p>
+            <w:r>
+              <w:rPr>
+                <w:b/>
+                <w:i w:val="0"/>
+                <w:sz w:val="16"/>
+              </w:rPr>
               <w:t>S02</w:t>
               <w:br/>
             </w:r>
@@ -904,7 +1354,7 @@
                 <w:color w:val="16A34A"/>
                 <w:sz w:val="16"/>
               </w:rPr>
-              <w:t>s01q10, s02q30, s02q34, s01q00b</w:t>
+              <w:t>s01q25, s01q29, s01q30, s04q46, s01q00b</w:t>
             </w:r>
           </w:p>
         </w:tc>
@@ -935,7 +1385,7 @@
                 <w:i w:val="0"/>
                 <w:sz w:val="17"/>
               </w:rPr>
-              <w:t>Incohérence!! Le niveau d'études le plus élevé atteint par AISSATOU NDIAYE est Secondaire Technique et Professionnel et le diplôme le plus elevé obtenu par AISSATOU NDIAYE est CEP.</w:t>
+              <w:t>Il manque des informations non renseignées de COUMBA SANOU NDOUR , prière de renseignés toutes les questions liées à COUMBA SANOU NDOUR .</w:t>
             </w:r>
           </w:p>
         </w:tc>
@@ -950,10 +1400,10 @@
               <w:rPr>
                 <w:b/>
                 <w:i w:val="0"/>
-                <w:color w:val="DC2626"/>
-                <w:sz w:val="16"/>
-              </w:rPr>
-              <w:t>Haute</w:t>
+                <w:color w:val="EA580C"/>
+                <w:sz w:val="16"/>
+              </w:rPr>
+              <w:t>Moyenne</w:t>
             </w:r>
           </w:p>
         </w:tc>
@@ -968,7 +1418,7 @@
                 <w:i w:val="0"/>
                 <w:sz w:val="16"/>
               </w:rPr>
-              <w:t>S03</w:t>
+              <w:t>S02</w:t>
               <w:br/>
             </w:r>
             <w:r>
@@ -978,7 +1428,7 @@
                 <w:color w:val="64748B"/>
                 <w:sz w:val="14"/>
               </w:rPr>
-              <w:t>Santé</w:t>
+              <w:t>Éducation</w:t>
             </w:r>
           </w:p>
         </w:tc>
@@ -994,7 +1444,7 @@
                 <w:color w:val="16A34A"/>
                 <w:sz w:val="16"/>
               </w:rPr>
-              <w:t>—</w:t>
+              <w:t>s01q47__7, s02q24, s01q00b, s02q17_2, s02q15_2</w:t>
             </w:r>
           </w:p>
         </w:tc>
@@ -1025,637 +1475,7 @@
                 <w:i w:val="0"/>
                 <w:sz w:val="17"/>
               </w:rPr>
-              <w:t>Avertissement!!! La distance parcourue (De 5 à moins de 10 Km) et le temps (De 15 à moins de 30 mn) donné par AISSATOU DIENG semble incoherent pour accéder au lieu de la consultation.</w:t>
-            </w:r>
-          </w:p>
-        </w:tc>
-      </w:tr>
-      <w:tr>
-        <w:tc>
-          <w:tcPr>
-            <w:tcW w:type="dxa" w:w="964"/>
-          </w:tcPr>
-          <w:p>
-            <w:r>
-              <w:rPr>
-                <w:b/>
-                <w:i w:val="0"/>
-                <w:color w:val="DC2626"/>
-                <w:sz w:val="16"/>
-              </w:rPr>
-              <w:t>Haute</w:t>
-            </w:r>
-          </w:p>
-        </w:tc>
-        <w:tc>
-          <w:tcPr>
-            <w:tcW w:type="dxa" w:w="1247"/>
-          </w:tcPr>
-          <w:p>
-            <w:r>
-              <w:rPr>
-                <w:b/>
-                <w:i w:val="0"/>
-                <w:sz w:val="16"/>
-              </w:rPr>
-              <w:t>S03</w:t>
-              <w:br/>
-            </w:r>
-            <w:r>
-              <w:rPr>
-                <w:b w:val="0"/>
-                <w:i w:val="0"/>
-                <w:color w:val="64748B"/>
-                <w:sz w:val="14"/>
-              </w:rPr>
-              <w:t>Santé</w:t>
-            </w:r>
-          </w:p>
-        </w:tc>
-        <w:tc>
-          <w:tcPr>
-            <w:tcW w:type="dxa" w:w="1531"/>
-          </w:tcPr>
-          <w:p>
-            <w:r>
-              <w:rPr>
-                <w:b/>
-                <w:i w:val="0"/>
-                <w:color w:val="16A34A"/>
-                <w:sz w:val="16"/>
-              </w:rPr>
-              <w:t>—</w:t>
-            </w:r>
-          </w:p>
-        </w:tc>
-        <w:tc>
-          <w:tcPr>
-            <w:tcW w:type="dxa" w:w="1191"/>
-          </w:tcPr>
-          <w:p>
-            <w:r>
-              <w:rPr>
-                <w:b w:val="0"/>
-                <w:i w:val="0"/>
-                <w:color w:val="64748B"/>
-                <w:sz w:val="16"/>
-              </w:rPr>
-              <w:t>GT-CQ</w:t>
-            </w:r>
-          </w:p>
-        </w:tc>
-        <w:tc>
-          <w:tcPr>
-            <w:tcW w:type="dxa" w:w="4706"/>
-          </w:tcPr>
-          <w:p>
-            <w:r>
-              <w:rPr>
-                <w:b w:val="0"/>
-                <w:i w:val="0"/>
-                <w:sz w:val="17"/>
-              </w:rPr>
-              <w:t>Avertissement!!! La distance parcourue (De 5 à moins de 10 Km) et le temps (De 15 à moins de 30 mn) donné par COUMBA SANOU NDOUR semble incoherent pour accéder au lieu de la consultation.</w:t>
-            </w:r>
-          </w:p>
-        </w:tc>
-      </w:tr>
-      <w:tr>
-        <w:tc>
-          <w:tcPr>
-            <w:tcW w:type="dxa" w:w="964"/>
-          </w:tcPr>
-          <w:p>
-            <w:r>
-              <w:rPr>
-                <w:b/>
-                <w:i w:val="0"/>
-                <w:color w:val="EA580C"/>
-                <w:sz w:val="16"/>
-              </w:rPr>
-              <w:t>Moyenne</w:t>
-            </w:r>
-          </w:p>
-        </w:tc>
-        <w:tc>
-          <w:tcPr>
-            <w:tcW w:type="dxa" w:w="1247"/>
-          </w:tcPr>
-          <w:p>
-            <w:r>
-              <w:rPr>
-                <w:b/>
-                <w:i w:val="0"/>
-                <w:sz w:val="16"/>
-              </w:rPr>
-              <w:t>S00</w:t>
-              <w:br/>
-            </w:r>
-            <w:r>
-              <w:rPr>
-                <w:b w:val="0"/>
-                <w:i w:val="0"/>
-                <w:color w:val="64748B"/>
-                <w:sz w:val="14"/>
-              </w:rPr>
-              <w:t>Identification</w:t>
-            </w:r>
-          </w:p>
-        </w:tc>
-        <w:tc>
-          <w:tcPr>
-            <w:tcW w:type="dxa" w:w="1531"/>
-          </w:tcPr>
-          <w:p>
-            <w:r>
-              <w:rPr>
-                <w:b/>
-                <w:i w:val="0"/>
-                <w:color w:val="16A34A"/>
-                <w:sz w:val="16"/>
-              </w:rPr>
-              <w:t>s00q08, s00q10</w:t>
-            </w:r>
-          </w:p>
-        </w:tc>
-        <w:tc>
-          <w:tcPr>
-            <w:tcW w:type="dxa" w:w="1191"/>
-          </w:tcPr>
-          <w:p>
-            <w:r>
-              <w:rPr>
-                <w:b w:val="0"/>
-                <w:i w:val="0"/>
-                <w:color w:val="64748B"/>
-                <w:sz w:val="16"/>
-              </w:rPr>
-              <w:t>GT-CQ</w:t>
-            </w:r>
-          </w:p>
-        </w:tc>
-        <w:tc>
-          <w:tcPr>
-            <w:tcW w:type="dxa" w:w="4706"/>
-          </w:tcPr>
-          <w:p>
-            <w:r>
-              <w:rPr>
-                <w:b w:val="0"/>
-                <w:i w:val="0"/>
-                <w:sz w:val="17"/>
-              </w:rPr>
-              <w:t>Le ménage de DIENE NDOUR n'est pas un ménage sélectionné mais soit plutot un ménage de remplacement s'il a été réellement enquêté sinon remettez-le au ménage non rempli.</w:t>
-            </w:r>
-          </w:p>
-        </w:tc>
-      </w:tr>
-      <w:tr>
-        <w:tc>
-          <w:tcPr>
-            <w:tcW w:type="dxa" w:w="964"/>
-          </w:tcPr>
-          <w:p>
-            <w:r>
-              <w:rPr>
-                <w:b/>
-                <w:i w:val="0"/>
-                <w:color w:val="EA580C"/>
-                <w:sz w:val="16"/>
-              </w:rPr>
-              <w:t>Moyenne</w:t>
-            </w:r>
-          </w:p>
-        </w:tc>
-        <w:tc>
-          <w:tcPr>
-            <w:tcW w:type="dxa" w:w="1247"/>
-          </w:tcPr>
-          <w:p>
-            <w:r>
-              <w:rPr>
-                <w:b/>
-                <w:i w:val="0"/>
-                <w:sz w:val="16"/>
-              </w:rPr>
-              <w:t>S01</w:t>
-              <w:br/>
-            </w:r>
-            <w:r>
-              <w:rPr>
-                <w:b w:val="0"/>
-                <w:i w:val="0"/>
-                <w:color w:val="64748B"/>
-                <w:sz w:val="14"/>
-              </w:rPr>
-              <w:t>Démographie</w:t>
-            </w:r>
-          </w:p>
-        </w:tc>
-        <w:tc>
-          <w:tcPr>
-            <w:tcW w:type="dxa" w:w="1531"/>
-          </w:tcPr>
-          <w:p>
-            <w:r>
-              <w:rPr>
-                <w:b/>
-                <w:i w:val="0"/>
-                <w:color w:val="16A34A"/>
-                <w:sz w:val="16"/>
-              </w:rPr>
-              <w:t>—</w:t>
-            </w:r>
-          </w:p>
-        </w:tc>
-        <w:tc>
-          <w:tcPr>
-            <w:tcW w:type="dxa" w:w="1191"/>
-          </w:tcPr>
-          <w:p>
-            <w:r>
-              <w:rPr>
-                <w:b w:val="0"/>
-                <w:i w:val="0"/>
-                <w:color w:val="64748B"/>
-                <w:sz w:val="16"/>
-              </w:rPr>
-              <w:t>GT-CQ</w:t>
-            </w:r>
-          </w:p>
-        </w:tc>
-        <w:tc>
-          <w:tcPr>
-            <w:tcW w:type="dxa" w:w="4706"/>
-          </w:tcPr>
-          <w:p>
-            <w:r>
-              <w:rPr>
-                <w:b w:val="0"/>
-                <w:i w:val="0"/>
-                <w:sz w:val="17"/>
-              </w:rPr>
-              <w:t>Prière de verifier l'information donnée par COUMBA SANOU NDOUR ou corriger au niveau de la section 1.</w:t>
-            </w:r>
-          </w:p>
-        </w:tc>
-      </w:tr>
-      <w:tr>
-        <w:tc>
-          <w:tcPr>
-            <w:tcW w:type="dxa" w:w="964"/>
-          </w:tcPr>
-          <w:p>
-            <w:r>
-              <w:rPr>
-                <w:b/>
-                <w:i w:val="0"/>
-                <w:color w:val="EA580C"/>
-                <w:sz w:val="16"/>
-              </w:rPr>
-              <w:t>Moyenne</w:t>
-            </w:r>
-          </w:p>
-        </w:tc>
-        <w:tc>
-          <w:tcPr>
-            <w:tcW w:type="dxa" w:w="1247"/>
-          </w:tcPr>
-          <w:p>
-            <w:r>
-              <w:rPr>
-                <w:b/>
-                <w:i w:val="0"/>
-                <w:sz w:val="16"/>
-              </w:rPr>
-              <w:t>S01</w:t>
-              <w:br/>
-            </w:r>
-            <w:r>
-              <w:rPr>
-                <w:b w:val="0"/>
-                <w:i w:val="0"/>
-                <w:color w:val="64748B"/>
-                <w:sz w:val="14"/>
-              </w:rPr>
-              <w:t>Démographie</w:t>
-            </w:r>
-          </w:p>
-        </w:tc>
-        <w:tc>
-          <w:tcPr>
-            <w:tcW w:type="dxa" w:w="1531"/>
-          </w:tcPr>
-          <w:p>
-            <w:r>
-              <w:rPr>
-                <w:b/>
-                <w:i w:val="0"/>
-                <w:color w:val="16A34A"/>
-                <w:sz w:val="16"/>
-              </w:rPr>
-              <w:t>—</w:t>
-            </w:r>
-          </w:p>
-        </w:tc>
-        <w:tc>
-          <w:tcPr>
-            <w:tcW w:type="dxa" w:w="1191"/>
-          </w:tcPr>
-          <w:p>
-            <w:r>
-              <w:rPr>
-                <w:b w:val="0"/>
-                <w:i w:val="0"/>
-                <w:color w:val="64748B"/>
-                <w:sz w:val="16"/>
-              </w:rPr>
-              <w:t>GT-CQ</w:t>
-            </w:r>
-          </w:p>
-        </w:tc>
-        <w:tc>
-          <w:tcPr>
-            <w:tcW w:type="dxa" w:w="4706"/>
-          </w:tcPr>
-          <w:p>
-            <w:r>
-              <w:rPr>
-                <w:b w:val="0"/>
-                <w:i w:val="0"/>
-                <w:sz w:val="17"/>
-              </w:rPr>
-              <w:t>Prière de verifier l'information donnée par LABA NDOUR ou corriger au niveau de la section 1.</w:t>
-            </w:r>
-          </w:p>
-        </w:tc>
-      </w:tr>
-      <w:tr>
-        <w:tc>
-          <w:tcPr>
-            <w:tcW w:type="dxa" w:w="964"/>
-          </w:tcPr>
-          <w:p>
-            <w:r>
-              <w:rPr>
-                <w:b/>
-                <w:i w:val="0"/>
-                <w:color w:val="EA580C"/>
-                <w:sz w:val="16"/>
-              </w:rPr>
-              <w:t>Moyenne</w:t>
-            </w:r>
-          </w:p>
-        </w:tc>
-        <w:tc>
-          <w:tcPr>
-            <w:tcW w:type="dxa" w:w="1247"/>
-          </w:tcPr>
-          <w:p>
-            <w:r>
-              <w:rPr>
-                <w:b/>
-                <w:i w:val="0"/>
-                <w:sz w:val="16"/>
-              </w:rPr>
-              <w:t>S02</w:t>
-              <w:br/>
-            </w:r>
-            <w:r>
-              <w:rPr>
-                <w:b w:val="0"/>
-                <w:i w:val="0"/>
-                <w:color w:val="64748B"/>
-                <w:sz w:val="14"/>
-              </w:rPr>
-              <w:t>Éducation</w:t>
-            </w:r>
-          </w:p>
-        </w:tc>
-        <w:tc>
-          <w:tcPr>
-            <w:tcW w:type="dxa" w:w="1531"/>
-          </w:tcPr>
-          <w:p>
-            <w:r>
-              <w:rPr>
-                <w:b/>
-                <w:i w:val="0"/>
-                <w:color w:val="16A34A"/>
-                <w:sz w:val="16"/>
-              </w:rPr>
-              <w:t>—</w:t>
-            </w:r>
-          </w:p>
-        </w:tc>
-        <w:tc>
-          <w:tcPr>
-            <w:tcW w:type="dxa" w:w="1191"/>
-          </w:tcPr>
-          <w:p>
-            <w:r>
-              <w:rPr>
-                <w:b w:val="0"/>
-                <w:i w:val="0"/>
-                <w:color w:val="64748B"/>
-                <w:sz w:val="16"/>
-              </w:rPr>
-              <w:t>GT-CQ</w:t>
-            </w:r>
-          </w:p>
-        </w:tc>
-        <w:tc>
-          <w:tcPr>
-            <w:tcW w:type="dxa" w:w="4706"/>
-          </w:tcPr>
-          <w:p>
-            <w:r>
-              <w:rPr>
-                <w:b w:val="0"/>
-                <w:i w:val="0"/>
-                <w:sz w:val="17"/>
-              </w:rPr>
-              <w:t>veuillez, s'il vous plait, confirmer les frais de scolarité ( 17000 FCFA) payée de FATOU NDOUR avec le QG ou apporter les corrections nécessaires.</w:t>
-            </w:r>
-          </w:p>
-        </w:tc>
-      </w:tr>
-      <w:tr>
-        <w:tc>
-          <w:tcPr>
-            <w:tcW w:type="dxa" w:w="964"/>
-          </w:tcPr>
-          <w:p>
-            <w:r>
-              <w:rPr>
-                <w:b/>
-                <w:i w:val="0"/>
-                <w:color w:val="EA580C"/>
-                <w:sz w:val="16"/>
-              </w:rPr>
-              <w:t>Moyenne</w:t>
-            </w:r>
-          </w:p>
-        </w:tc>
-        <w:tc>
-          <w:tcPr>
-            <w:tcW w:type="dxa" w:w="1247"/>
-          </w:tcPr>
-          <w:p>
-            <w:r>
-              <w:rPr>
-                <w:b/>
-                <w:i w:val="0"/>
-                <w:sz w:val="16"/>
-              </w:rPr>
-              <w:t>S02</w:t>
-              <w:br/>
-            </w:r>
-            <w:r>
-              <w:rPr>
-                <w:b w:val="0"/>
-                <w:i w:val="0"/>
-                <w:color w:val="64748B"/>
-                <w:sz w:val="14"/>
-              </w:rPr>
-              <w:t>Éducation</w:t>
-            </w:r>
-          </w:p>
-        </w:tc>
-        <w:tc>
-          <w:tcPr>
-            <w:tcW w:type="dxa" w:w="1531"/>
-          </w:tcPr>
-          <w:p>
-            <w:r>
-              <w:rPr>
-                <w:b/>
-                <w:i w:val="0"/>
-                <w:color w:val="16A34A"/>
-                <w:sz w:val="16"/>
-              </w:rPr>
-              <w:t>s01q47__7, s02q24, s01q00b, s02q17_2, s02q15_2</w:t>
-            </w:r>
-          </w:p>
-        </w:tc>
-        <w:tc>
-          <w:tcPr>
-            <w:tcW w:type="dxa" w:w="1191"/>
-          </w:tcPr>
-          <w:p>
-            <w:r>
-              <w:rPr>
-                <w:b w:val="0"/>
-                <w:i w:val="0"/>
-                <w:color w:val="64748B"/>
-                <w:sz w:val="16"/>
-              </w:rPr>
-              <w:t>GT-CQ</w:t>
-            </w:r>
-          </w:p>
-        </w:tc>
-        <w:tc>
-          <w:tcPr>
-            <w:tcW w:type="dxa" w:w="4706"/>
-          </w:tcPr>
-          <w:p>
-            <w:r>
-              <w:rPr>
-                <w:b w:val="0"/>
-                <w:i w:val="0"/>
-                <w:sz w:val="17"/>
-              </w:rPr>
               <w:t>Le montant des frais pour les cahiers et autres matériels scolaires pour l'année scolaire de FATOU NDOUR qui fréquente 2ème année de Maternelle  est de 0 FCFA, FATOU NDOUR a fait comment pour payer ces cahiers et autres matériels scolaires (SAC, stylo, craie, ardoise, crayon...) ? prière de corriger.</w:t>
-            </w:r>
-          </w:p>
-        </w:tc>
-      </w:tr>
-      <w:tr>
-        <w:tc>
-          <w:tcPr>
-            <w:tcW w:type="dxa" w:w="964"/>
-          </w:tcPr>
-          <w:p>
-            <w:r>
-              <w:rPr>
-                <w:b/>
-                <w:i w:val="0"/>
-                <w:color w:val="EA580C"/>
-                <w:sz w:val="16"/>
-              </w:rPr>
-              <w:t>Moyenne</w:t>
-            </w:r>
-          </w:p>
-        </w:tc>
-        <w:tc>
-          <w:tcPr>
-            <w:tcW w:type="dxa" w:w="1247"/>
-          </w:tcPr>
-          <w:p>
-            <w:r>
-              <w:rPr>
-                <w:b/>
-                <w:i w:val="0"/>
-                <w:sz w:val="16"/>
-              </w:rPr>
-              <w:t>S02</w:t>
-              <w:br/>
-            </w:r>
-            <w:r>
-              <w:rPr>
-                <w:b w:val="0"/>
-                <w:i w:val="0"/>
-                <w:color w:val="64748B"/>
-                <w:sz w:val="14"/>
-              </w:rPr>
-              <w:t>Éducation</w:t>
-            </w:r>
-          </w:p>
-        </w:tc>
-        <w:tc>
-          <w:tcPr>
-            <w:tcW w:type="dxa" w:w="1531"/>
-          </w:tcPr>
-          <w:p>
-            <w:r>
-              <w:rPr>
-                <w:b/>
-                <w:i w:val="0"/>
-                <w:color w:val="16A34A"/>
-                <w:sz w:val="16"/>
-              </w:rPr>
-              <w:t>s01q25, s01q29, s01q30, s04q46, s01q00b</w:t>
-            </w:r>
-          </w:p>
-        </w:tc>
-        <w:tc>
-          <w:tcPr>
-            <w:tcW w:type="dxa" w:w="1191"/>
-          </w:tcPr>
-          <w:p>
-            <w:r>
-              <w:rPr>
-                <w:b w:val="0"/>
-                <w:i w:val="0"/>
-                <w:color w:val="64748B"/>
-                <w:sz w:val="16"/>
-              </w:rPr>
-              <w:t>GT-CQ</w:t>
-            </w:r>
-          </w:p>
-        </w:tc>
-        <w:tc>
-          <w:tcPr>
-            <w:tcW w:type="dxa" w:w="4706"/>
-          </w:tcPr>
-          <w:p>
-            <w:r>
-              <w:rPr>
-                <w:b w:val="0"/>
-                <w:i w:val="0"/>
-                <w:sz w:val="17"/>
-              </w:rPr>
-              <w:t>Il manque des informations non renseignées de COUMBA SANOU NDOUR , prière de renseignés toutes les questions liées à COUMBA SANOU NDOUR .</w:t>
             </w:r>
           </w:p>
         </w:tc>
